--- a/excel/excel-one-variable/excel-one-variable-numerical.docx
+++ b/excel/excel-one-variable/excel-one-variable-numerical.docx
@@ -47,7 +47,7 @@
         <w:pStyle w:val="Date"/>
       </w:pPr>
       <w:r>
-        <w:t xml:space="preserve">2024-11-28</w:t>
+        <w:t xml:space="preserve">2024-12-04</w:t>
       </w:r>
     </w:p>
     <w:sdt>
@@ -88,7 +88,7 @@
         </w:p>
       </w:sdtContent>
     </w:sdt>
-    <w:bookmarkStart w:id="25" w:name="the-data"/>
+    <w:bookmarkStart w:id="29" w:name="the-data"/>
     <w:p>
       <w:pPr>
         <w:pStyle w:val="Heading1"/>
@@ -672,7 +672,7 @@
       </w:tr>
     </w:tbl>
     <w:bookmarkEnd w:id="22"/>
-    <w:bookmarkStart w:id="24" w:name="descriptive-statistics"/>
+    <w:bookmarkStart w:id="28" w:name="descriptive-statistics"/>
     <w:p>
       <w:pPr>
         <w:pStyle w:val="Heading2"/>
@@ -1266,9 +1266,110 @@
         </w:tc>
       </w:tr>
     </w:tbl>
-    <w:bookmarkEnd w:id="24"/>
-    <w:bookmarkEnd w:id="25"/>
-    <w:bookmarkStart w:id="34" w:name="hypothesis-testing"/>
+    <w:p>
+      <w:pPr>
+        <w:pStyle w:val="BodyText"/>
+      </w:pPr>
+      <w:r>
+        <w:t xml:space="preserve">A visualization of sepal length is shown in</w:t>
+      </w:r>
+      <w:r>
+        <w:t xml:space="preserve"> </w:t>
+      </w:r>
+      <w:hyperlink w:anchor="fig-viz">
+        <w:r>
+          <w:rPr>
+            <w:rStyle w:val="Hyperlink"/>
+          </w:rPr>
+          <w:t xml:space="preserve">Figure 1</w:t>
+        </w:r>
+      </w:hyperlink>
+      <w:r>
+        <w:t xml:space="preserve">.</w:t>
+      </w:r>
+    </w:p>
+    <w:tbl>
+      <w:tblPr>
+        <w:tblStyle w:val="Table"/>
+        <w:tblW w:type="pct" w:w="5000"/>
+        <w:tblLayout w:type="fixed"/>
+        <w:tblLook w:firstRow="0" w:lastRow="0" w:firstColumn="0" w:lastColumn="0" w:noHBand="0" w:noVBand="0" w:val="0000"/>
+      </w:tblPr>
+      <w:tblGrid>
+        <w:gridCol w:w="7920"/>
+      </w:tblGrid>
+      <w:tr>
+        <w:tc>
+          <w:tcPr/>
+          <w:bookmarkStart w:id="27" w:name="fig-viz"/>
+          <w:p>
+            <w:pPr>
+              <w:pStyle w:val="Compact"/>
+              <w:jc w:val="center"/>
+            </w:pPr>
+            <w:r>
+              <w:drawing>
+                <wp:inline>
+                  <wp:extent cx="4620126" cy="2772075"/>
+                  <wp:effectExtent b="0" l="0" r="0" t="0"/>
+                  <wp:docPr descr="" title="" id="25" name="Picture"/>
+                  <a:graphic>
+                    <a:graphicData uri="http://schemas.openxmlformats.org/drawingml/2006/picture">
+                      <pic:pic>
+                        <pic:nvPicPr>
+                          <pic:cNvPr descr="excel-one-variable-numerical_files/figure-docx/fig-viz-1.png" id="26" name="Picture"/>
+                          <pic:cNvPicPr>
+                            <a:picLocks noChangeArrowheads="1" noChangeAspect="1"/>
+                          </pic:cNvPicPr>
+                        </pic:nvPicPr>
+                        <pic:blipFill>
+                          <a:blip r:embed="rId24"/>
+                          <a:stretch>
+                            <a:fillRect/>
+                          </a:stretch>
+                        </pic:blipFill>
+                        <pic:spPr bwMode="auto">
+                          <a:xfrm>
+                            <a:off x="0" y="0"/>
+                            <a:ext cx="4620126" cy="2772075"/>
+                          </a:xfrm>
+                          <a:prstGeom prst="rect">
+                            <a:avLst/>
+                          </a:prstGeom>
+                          <a:noFill/>
+                          <a:ln w="9525">
+                            <a:noFill/>
+                            <a:headEnd/>
+                            <a:tailEnd/>
+                          </a:ln>
+                        </pic:spPr>
+                      </pic:pic>
+                    </a:graphicData>
+                  </a:graphic>
+                </wp:inline>
+              </w:drawing>
+            </w:r>
+          </w:p>
+          <w:p>
+            <w:pPr>
+              <w:jc w:val="center"/>
+            </w:pPr>
+            <w:pPr>
+              <w:jc w:val="start"/>
+              <w:spacing w:before="200"/>
+              <w:pStyle w:val="ImageCaption"/>
+            </w:pPr>
+            <w:r>
+              <w:t xml:space="preserve">Figure 1: Histogram of sepal length.</w:t>
+            </w:r>
+          </w:p>
+          <w:bookmarkEnd w:id="27"/>
+        </w:tc>
+      </w:tr>
+    </w:tbl>
+    <w:bookmarkEnd w:id="28"/>
+    <w:bookmarkEnd w:id="29"/>
+    <w:bookmarkStart w:id="38" w:name="hypothesis-testing"/>
     <w:p>
       <w:pPr>
         <w:pStyle w:val="Heading1"/>
@@ -1285,7 +1386,7 @@
         <w:t xml:space="preserve">Two-Sided</w:t>
       </w:r>
     </w:p>
-    <w:bookmarkStart w:id="26" w:name="research-question"/>
+    <w:bookmarkStart w:id="30" w:name="research-question"/>
     <w:p>
       <w:pPr>
         <w:pStyle w:val="Heading3"/>
@@ -1302,8 +1403,8 @@
         <w:t xml:space="preserve">Is the mean sepal length different from the expected average of 5.8 cm?</w:t>
       </w:r>
     </w:p>
-    <w:bookmarkEnd w:id="26"/>
-    <w:bookmarkStart w:id="27" w:name="hypothesis-and-test-statistics"/>
+    <w:bookmarkEnd w:id="30"/>
+    <w:bookmarkStart w:id="31" w:name="hypothesis-and-test-statistics"/>
     <w:p>
       <w:pPr>
         <w:pStyle w:val="Heading3"/>
@@ -1486,8 +1587,8 @@
         <w:t xml:space="preserve">; large sample.</w:t>
       </w:r>
     </w:p>
-    <w:bookmarkEnd w:id="27"/>
-    <w:bookmarkStart w:id="29" w:name="results-and-interpretation"/>
+    <w:bookmarkEnd w:id="31"/>
+    <w:bookmarkStart w:id="33" w:name="results-and-interpretation"/>
     <w:p>
       <w:pPr>
         <w:pStyle w:val="Heading3"/>
@@ -1531,7 +1632,7 @@
       <w:tr>
         <w:tc>
           <w:tcPr/>
-          <w:bookmarkStart w:id="28" w:name="tbl-stats-ts"/>
+          <w:bookmarkStart w:id="32" w:name="tbl-stats-ts"/>
           <w:p>
             <w:pPr>
               <w:jc w:val="center"/>
@@ -1696,7 +1797,7 @@
               </w:tc>
             </w:tr>
           </w:tbl>
-          <w:bookmarkEnd w:id="28"/>
+          <w:bookmarkEnd w:id="32"/>
           <w:p/>
         </w:tc>
       </w:tr>
@@ -1737,7 +1838,7 @@
         <w:br w:type="page"/>
       </w:r>
     </w:p>
-    <w:bookmarkEnd w:id="29"/>
+    <w:bookmarkEnd w:id="33"/>
     <w:p>
       <w:pPr>
         <w:pStyle w:val="Heading2"/>
@@ -1746,7 +1847,7 @@
         <w:t xml:space="preserve">One-Sided</w:t>
       </w:r>
     </w:p>
-    <w:bookmarkStart w:id="30" w:name="research-question-1"/>
+    <w:bookmarkStart w:id="34" w:name="research-question-1"/>
     <w:p>
       <w:pPr>
         <w:pStyle w:val="Heading3"/>
@@ -1763,8 +1864,8 @@
         <w:t xml:space="preserve">Is the mean sepal length greater than the expected average of 5.7 cm?</w:t>
       </w:r>
     </w:p>
-    <w:bookmarkEnd w:id="30"/>
-    <w:bookmarkStart w:id="31" w:name="hypothesis-and-test-statistics-1"/>
+    <w:bookmarkEnd w:id="34"/>
+    <w:bookmarkStart w:id="35" w:name="hypothesis-and-test-statistics-1"/>
     <w:p>
       <w:pPr>
         <w:pStyle w:val="Heading3"/>
@@ -1947,8 +2048,8 @@
         <w:t xml:space="preserve">; large sample.</w:t>
       </w:r>
     </w:p>
-    <w:bookmarkEnd w:id="31"/>
-    <w:bookmarkStart w:id="33" w:name="results-and-interpretation-1"/>
+    <w:bookmarkEnd w:id="35"/>
+    <w:bookmarkStart w:id="37" w:name="results-and-interpretation-1"/>
     <w:p>
       <w:pPr>
         <w:pStyle w:val="Heading3"/>
@@ -1992,7 +2093,7 @@
       <w:tr>
         <w:tc>
           <w:tcPr/>
-          <w:bookmarkStart w:id="32" w:name="tbl-stats-os"/>
+          <w:bookmarkStart w:id="36" w:name="tbl-stats-os"/>
           <w:p>
             <w:pPr>
               <w:jc w:val="center"/>
@@ -2157,7 +2258,7 @@
               </w:tc>
             </w:tr>
           </w:tbl>
-          <w:bookmarkEnd w:id="32"/>
+          <w:bookmarkEnd w:id="36"/>
           <w:p/>
         </w:tc>
       </w:tr>
@@ -2193,8 +2294,8 @@
         <w:t xml:space="preserve">-value = 0.02), we reject the null hypothesis. There is sufficient evidence that the mean sepal length is greater than the expected average of 5.7 cm.</w:t>
       </w:r>
     </w:p>
-    <w:bookmarkEnd w:id="33"/>
-    <w:bookmarkEnd w:id="34"/>
+    <w:bookmarkEnd w:id="37"/>
+    <w:bookmarkEnd w:id="38"/>
     <w:sectPr>
       <w:pgSz w:h="15840" w:w="12240"/>
       <w:pgMar w:bottom="1440" w:footer="720" w:gutter="0" w:header="720" w:left="1440" w:right="1440" w:top="1440"/>

--- a/excel/excel-one-variable/excel-one-variable-numerical.docx
+++ b/excel/excel-one-variable/excel-one-variable-numerical.docx
@@ -686,7 +686,7 @@
         <w:pStyle w:val="FirstParagraph"/>
       </w:pPr>
       <w:r>
-        <w:t xml:space="preserve">The mean, standard deviation, minimum, and maximum of the data set by species is shown in</w:t>
+        <w:t xml:space="preserve">The mean, standard deviation, minimum, and maximum of the data set by species are shown in</w:t>
       </w:r>
       <w:r>
         <w:t xml:space="preserve"> </w:t>
@@ -700,7 +700,7 @@
         </w:r>
       </w:hyperlink>
       <w:r>
-        <w:t xml:space="preserve">. There are a total of 150 observations; 50 observations per species.</w:t>
+        <w:t xml:space="preserve">. There is a total of 150 observations; 50 observations per species.</w:t>
       </w:r>
     </w:p>
     <w:tbl>
